--- a/pr-preview/pr-215/nonparametric-models-handout-tracked-changes.docx
+++ b/pr-preview/pr-215/nonparametric-models-handout-tracked-changes.docx
@@ -16,7 +16,7 @@
       </w:pPr>
       <w:del w:id="1" w:author="PR Preview" w:date="2026-01-01T00:00:00Z">
         <w:r>
-          <w:delText xml:space="preserve">Last modified: 2026-10-15 12:56:30 (PDT)</w:delText>
+          <w:delText xml:space="preserve">Last modified: 2026-10-15 13:27:16 (PDT)</w:delText>
         </w:r>
       </w:del>
     </w:p>
@@ -26,7 +26,7 @@
       </w:pPr>
       <w:ins w:id="2" w:author="PR Preview" w:date="2026-01-01T00:00:00Z">
         <w:r>
-          <w:t xml:space="preserve">Last modified: 2026-10-15 12:43:47 (PDT)</w:t>
+          <w:t xml:space="preserve">Last modified: 2026-10-15 13:30:33 (PDT)</w:t>
         </w:r>
       </w:ins>
     </w:p>
@@ -1699,6 +1699,20 @@
       </w:r>
     </w:p>
     <w:bookmarkEnd w:id="17"/>
+    <w:p>
+      <w:pPr>
+        <w:pStyle w:val="BodyText"/>
+      </w:pPr>
+      <w:r>
+        <w:t xml:space="preserve">Rice (2007, sec. 10.2.1, pp. 378–379)</w:t>
+      </w:r>
+      <w:r>
+        <w:t xml:space="preserve"> </w:t>
+      </w:r>
+      <w:r>
+        <w:t xml:space="preserve">covers the empirical CDF.</w:t>
+      </w:r>
+    </w:p>
     <w:bookmarkEnd w:id="18"/>
     <w:bookmarkStart w:id="21" w:name="order-statistics"/>
     <w:p>
@@ -2227,6 +2241,42 @@
       </w:r>
     </w:p>
     <w:bookmarkEnd w:id="20"/>
+    <w:p>
+      <w:pPr>
+        <w:pStyle w:val="Compact"/>
+        <w:numPr>
+          <w:ilvl w:val="0"/>
+          <w:numId w:val="1001"/>
+        </w:numPr>
+      </w:pPr>
+      <w:r>
+        <w:t xml:space="preserve">Hogg et al. (2019, sec. 6.3, pp. 256–263)</w:t>
+      </w:r>
+      <w:r>
+        <w:t xml:space="preserve"> </w:t>
+      </w:r>
+      <w:r>
+        <w:t xml:space="preserve">covers order statistics.</w:t>
+      </w:r>
+    </w:p>
+    <w:p>
+      <w:pPr>
+        <w:pStyle w:val="Compact"/>
+        <w:numPr>
+          <w:ilvl w:val="0"/>
+          <w:numId w:val="1001"/>
+        </w:numPr>
+      </w:pPr>
+      <w:r>
+        <w:t xml:space="preserve">Casella and Berger (2002, sec. 5.4, pp. 226–231)</w:t>
+      </w:r>
+      <w:r>
+        <w:t xml:space="preserve"> </w:t>
+      </w:r>
+      <w:r>
+        <w:t xml:space="preserve">covers order statistics.</w:t>
+      </w:r>
+    </w:p>
     <w:bookmarkEnd w:id="21"/>
     <w:bookmarkStart w:id="28" w:name="sample-quantiles"/>
     <w:p>
@@ -4402,7 +4452,7 @@
         <w:pStyle w:val="Compact"/>
         <w:numPr>
           <w:ilvl w:val="0"/>
-          <w:numId w:val="1001"/>
+          <w:numId w:val="1002"/>
         </w:numPr>
       </w:pPr>
       <m:oMath>
@@ -4491,7 +4541,7 @@
         <w:pStyle w:val="Compact"/>
         <w:numPr>
           <w:ilvl w:val="0"/>
-          <w:numId w:val="1001"/>
+          <w:numId w:val="1002"/>
         </w:numPr>
       </w:pPr>
       <m:oMath>
@@ -4589,7 +4639,7 @@
         <w:pStyle w:val="Compact"/>
         <w:numPr>
           <w:ilvl w:val="0"/>
-          <w:numId w:val="1001"/>
+          <w:numId w:val="1002"/>
         </w:numPr>
       </w:pPr>
       <m:oMath>
@@ -4687,7 +4737,7 @@
         <w:pStyle w:val="Compact"/>
         <w:numPr>
           <w:ilvl w:val="0"/>
-          <w:numId w:val="1001"/>
+          <w:numId w:val="1002"/>
         </w:numPr>
       </w:pPr>
       <m:oMath>
@@ -5209,8 +5259,22 @@
       </w:r>
     </w:p>
     <w:bookmarkEnd w:id="27"/>
+    <w:p>
+      <w:pPr>
+        <w:pStyle w:val="BodyText"/>
+      </w:pPr>
+      <w:r>
+        <w:t xml:space="preserve">Hogg et al. (2019, sec. 7.5, pp. 337–343)</w:t>
+      </w:r>
+      <w:r>
+        <w:t xml:space="preserve"> </w:t>
+      </w:r>
+      <w:r>
+        <w:t xml:space="preserve">covers distribution-free confidence intervals for percentiles.</w:t>
+      </w:r>
+    </w:p>
     <w:bookmarkEnd w:id="28"/>
-    <w:bookmarkStart w:id="43" w:name="X098afd29d2cc0af81e1daaf31ade1d91d7df2a7"/>
+    <w:bookmarkStart w:id="38" w:name="X098afd29d2cc0af81e1daaf31ade1d91d7df2a7"/>
     <w:p>
       <w:pPr>
         <w:pStyle w:val="Heading2"/>
@@ -8227,8 +8291,135 @@
         <w:t xml:space="preserve">with equality only at the observed values.</w:t>
       </w:r>
     </w:p>
-    <w:bookmarkStart w:id="42" w:name="refs"/>
-    <w:bookmarkStart w:id="39" w:name="ref-efron1993introduction"/>
+    <w:p>
+      <w:pPr>
+        <w:pStyle w:val="BodyText"/>
+      </w:pPr>
+      <w:r>
+        <w:t xml:space="preserve">These readings look ahead from the empirical CDF to distribution-free tests, which this page does not cover:</w:t>
+      </w:r>
+    </w:p>
+    <w:p>
+      <w:pPr>
+        <w:pStyle w:val="Compact"/>
+        <w:numPr>
+          <w:ilvl w:val="0"/>
+          <w:numId w:val="1003"/>
+        </w:numPr>
+      </w:pPr>
+      <w:r>
+        <w:t xml:space="preserve">Hogg et al. (2019, sec. 8.5, pp. 392–402)</w:t>
+      </w:r>
+      <w:r>
+        <w:t xml:space="preserve"> </w:t>
+      </w:r>
+      <w:r>
+        <w:t xml:space="preserve">covers some distribution-free tests.</w:t>
+      </w:r>
+    </w:p>
+    <w:p>
+      <w:pPr>
+        <w:pStyle w:val="Compact"/>
+        <w:numPr>
+          <w:ilvl w:val="0"/>
+          <w:numId w:val="1003"/>
+        </w:numPr>
+      </w:pPr>
+      <w:r>
+        <w:t xml:space="preserve">Rice (2007, sec. 11.2.3, pp. 435–442)</w:t>
+      </w:r>
+      <w:r>
+        <w:t xml:space="preserve"> </w:t>
+      </w:r>
+      <w:r>
+        <w:t xml:space="preserve">covers the Mann–Whitney test.</w:t>
+      </w:r>
+    </w:p>
+    <w:p>
+      <w:pPr>
+        <w:pStyle w:val="Compact"/>
+        <w:numPr>
+          <w:ilvl w:val="0"/>
+          <w:numId w:val="1003"/>
+        </w:numPr>
+      </w:pPr>
+      <w:r>
+        <w:t xml:space="preserve">Rice (2007, sec. 11.3.2, pp. 448–449)</w:t>
+      </w:r>
+      <w:r>
+        <w:t xml:space="preserve"> </w:t>
+      </w:r>
+      <w:r>
+        <w:t xml:space="preserve">covers the signed rank test.</w:t>
+      </w:r>
+    </w:p>
+    <w:p>
+      <w:pPr>
+        <w:pStyle w:val="Compact"/>
+        <w:numPr>
+          <w:ilvl w:val="0"/>
+          <w:numId w:val="1003"/>
+        </w:numPr>
+      </w:pPr>
+      <w:r>
+        <w:t xml:space="preserve">Rice (2007, sec. 12.2.3, p. 488)</w:t>
+      </w:r>
+      <w:r>
+        <w:t xml:space="preserve"> </w:t>
+      </w:r>
+      <w:r>
+        <w:t xml:space="preserve">covers the Kruskal–Wallis test.</w:t>
+      </w:r>
+    </w:p>
+    <w:bookmarkEnd w:id="38"/>
+    <w:bookmarkStart w:id="48" w:name="references"/>
+    <w:p>
+      <w:pPr>
+        <w:pStyle w:val="Heading2"/>
+      </w:pPr>
+      <w:r>
+        <w:t xml:space="preserve">References</w:t>
+      </w:r>
+    </w:p>
+    <w:bookmarkStart w:id="47" w:name="refs"/>
+    <w:bookmarkStart w:id="40" w:name="ref-CaseBerg01"/>
+    <w:p>
+      <w:pPr>
+        <w:pStyle w:val="Bibliography"/>
+      </w:pPr>
+      <w:r>
+        <w:t xml:space="preserve">Casella, George, and Roger Berger. 2002.</w:t>
+      </w:r>
+      <w:r>
+        <w:t xml:space="preserve"> </w:t>
+      </w:r>
+      <w:r>
+        <w:rPr>
+          <w:i/>
+          <w:iCs/>
+        </w:rPr>
+        <w:t xml:space="preserve">Statistical Inference</w:t>
+      </w:r>
+      <w:r>
+        <w:t xml:space="preserve">. 2nd ed. Cengage Learning.</w:t>
+      </w:r>
+      <w:r>
+        <w:t xml:space="preserve"> </w:t>
+      </w:r>
+      <w:hyperlink r:id="rId39">
+        <w:r>
+          <w:rPr>
+            <w:rStyle w:val="Hyperlink"/>
+          </w:rPr>
+          <w:t xml:space="preserve">https://www.cengage.com/c/statistical-inference-2e-casella-berger/9780534243128/</w:t>
+        </w:r>
+      </w:hyperlink>
+      <w:r>
+        <w:t xml:space="preserve">.</w:t>
+      </w:r>
+    </w:p>
+    <w:bookmarkEnd w:id="40"/>
+    <w:bookmarkStart w:id="42" w:name="ref-efron1993introduction"/>
     <w:p>
       <w:pPr>
         <w:pStyle w:val="Bibliography"/>
@@ -8252,7 +8443,7 @@
       <w:r>
         <w:t xml:space="preserve"> </w:t>
       </w:r>
-      <w:hyperlink r:id="rId38">
+      <w:hyperlink r:id="rId41">
         <w:r>
           <w:rPr>
             <w:rStyle w:val="Hyperlink"/>
@@ -8264,8 +8455,8 @@
         <w:t xml:space="preserve">.</w:t>
       </w:r>
     </w:p>
-    <w:bookmarkEnd w:id="39"/>
-    <w:bookmarkStart w:id="41" w:name="ref-hastie2009elements"/>
+    <w:bookmarkEnd w:id="42"/>
+    <w:bookmarkStart w:id="44" w:name="ref-hastie2009elements"/>
     <w:p>
       <w:pPr>
         <w:pStyle w:val="Bibliography"/>
@@ -8289,7 +8480,7 @@
       <w:r>
         <w:t xml:space="preserve"> </w:t>
       </w:r>
-      <w:hyperlink r:id="rId40">
+      <w:hyperlink r:id="rId43">
         <w:r>
           <w:rPr>
             <w:rStyle w:val="Hyperlink"/>
@@ -8301,9 +8492,55 @@
         <w:t xml:space="preserve">.</w:t>
       </w:r>
     </w:p>
-    <w:bookmarkEnd w:id="41"/>
-    <w:bookmarkEnd w:id="42"/>
-    <w:bookmarkEnd w:id="43"/>
+    <w:bookmarkEnd w:id="44"/>
+    <w:bookmarkStart w:id="45" w:name="ref-hoggtanis2015"/>
+    <w:p>
+      <w:pPr>
+        <w:pStyle w:val="Bibliography"/>
+      </w:pPr>
+      <w:r>
+        <w:t xml:space="preserve">Hogg, Robert V., Elliot A. Tanis, and Dale L. Zimmerman. 2019.</w:t>
+      </w:r>
+      <w:r>
+        <w:t xml:space="preserve"> </w:t>
+      </w:r>
+      <w:r>
+        <w:rPr>
+          <w:i/>
+          <w:iCs/>
+        </w:rPr>
+        <w:t xml:space="preserve">Probability and Statistical Inference</w:t>
+      </w:r>
+      <w:r>
+        <w:t xml:space="preserve">. Tenth edition. Pearson.</w:t>
+      </w:r>
+    </w:p>
+    <w:bookmarkEnd w:id="45"/>
+    <w:bookmarkStart w:id="46" w:name="ref-rice2007mathematical"/>
+    <w:p>
+      <w:pPr>
+        <w:pStyle w:val="Bibliography"/>
+      </w:pPr>
+      <w:r>
+        <w:t xml:space="preserve">Rice, John A. 2007.</w:t>
+      </w:r>
+      <w:r>
+        <w:t xml:space="preserve"> </w:t>
+      </w:r>
+      <w:r>
+        <w:rPr>
+          <w:i/>
+          <w:iCs/>
+        </w:rPr>
+        <w:t xml:space="preserve">Mathematical Statistics and Data Analysis</w:t>
+      </w:r>
+      <w:r>
+        <w:t xml:space="preserve">. 3rd ed. Cengage Learning.</w:t>
+      </w:r>
+    </w:p>
+    <w:bookmarkEnd w:id="46"/>
+    <w:bookmarkEnd w:id="47"/>
+    <w:bookmarkEnd w:id="48"/>
     <w:sectPr>
       <w:footnotePr>
         <w:numRestart w:val="eachSect"/>
@@ -8521,6 +8758,12 @@
     <w:abstractNumId w:val="990"/>
   </w:num>
   <w:num w:numId="1001">
+    <w:abstractNumId w:val="991"/>
+  </w:num>
+  <w:num w:numId="1002">
+    <w:abstractNumId w:val="991"/>
+  </w:num>
+  <w:num w:numId="1003">
     <w:abstractNumId w:val="991"/>
   </w:num>
 </w:numbering>
